--- a/jazzx-design-studio/one-pagers/13-Observing-Real-Underwriting-and-Fulfillment.docx
+++ b/jazzx-design-studio/one-pagers/13-Observing-Real-Underwriting-and-Fulfillment.docx
@@ -1734,7 +1734,7 @@
         <w:pStyle w:val="ListParagraph"/>
         <w:numPr>
           <w:ilvl w:val="0"/>
-          <w:numId w:val="2"/>
+          <w:numId w:val="3"/>
         </w:numPr>
         <w:spacing w:after="80" w:line="276"/>
       </w:pPr>
@@ -1746,150 +1746,6 @@
           <w:szCs w:val="21"/>
         </w:rPr>
         <w:t xml:space="preserve">Brief participants openly: what is being captured, why, and that it measures the process rather than the person.</w:t>
-      </w:r>
-    </w:p>
-    <w:p>
-      <w:pPr>
-        <w:pStyle w:val="ListParagraph"/>
-        <w:numPr>
-          <w:ilvl w:val="0"/>
-          <w:numId w:val="2"/>
-        </w:numPr>
-        <w:spacing w:after="80" w:line="276"/>
-      </w:pPr>
-      <w:r>
-        <w:rPr>
-          <w:rFonts w:ascii="Calibri" w:cs="Calibri" w:eastAsia="Calibri" w:hAnsi="Calibri"/>
-          <w:color w:val="1A1A1A"/>
-          <w:sz w:val="21"/>
-          <w:szCs w:val="21"/>
-        </w:rPr>
-        <w:t xml:space="preserve">Observe complete loans end to end where possible; partial observation systematically under-counts handoffs and rework.</w:t>
-      </w:r>
-    </w:p>
-    <w:p>
-      <w:pPr>
-        <w:pStyle w:val="ListParagraph"/>
-        <w:numPr>
-          <w:ilvl w:val="0"/>
-          <w:numId w:val="2"/>
-        </w:numPr>
-        <w:spacing w:after="80" w:line="276"/>
-      </w:pPr>
-      <w:r>
-        <w:rPr>
-          <w:rFonts w:ascii="Calibri" w:cs="Calibri" w:eastAsia="Calibri" w:hAnsi="Calibri"/>
-          <w:color w:val="1A1A1A"/>
-          <w:sz w:val="21"/>
-          <w:szCs w:val="21"/>
-        </w:rPr>
-        <w:t xml:space="preserve">Time-code activity against the taxonomy at one-minute granularity, recording interruptions as they occur.</w:t>
-      </w:r>
-    </w:p>
-    <w:p>
-      <w:pPr>
-        <w:pStyle w:val="ListParagraph"/>
-        <w:numPr>
-          <w:ilvl w:val="0"/>
-          <w:numId w:val="2"/>
-        </w:numPr>
-        <w:spacing w:after="80" w:line="276"/>
-      </w:pPr>
-      <w:r>
-        <w:rPr>
-          <w:rFonts w:ascii="Calibri" w:cs="Calibri" w:eastAsia="Calibri" w:hAnsi="Calibri"/>
-          <w:color w:val="1A1A1A"/>
-          <w:sz w:val="21"/>
-          <w:szCs w:val="21"/>
-        </w:rPr>
-        <w:t xml:space="preserve">Capture the moments of friction verbatim — "this is the third time I have opened this document" is worth more than an average.</w:t>
-      </w:r>
-    </w:p>
-    <w:p>
-      <w:pPr>
-        <w:pStyle w:val="ListParagraph"/>
-        <w:numPr>
-          <w:ilvl w:val="0"/>
-          <w:numId w:val="2"/>
-        </w:numPr>
-        <w:spacing w:after="80" w:line="276"/>
-      </w:pPr>
-      <w:r>
-        <w:rPr>
-          <w:rFonts w:ascii="Calibri" w:cs="Calibri" w:eastAsia="Calibri" w:hAnsi="Calibri"/>
-          <w:color w:val="1A1A1A"/>
-          <w:sz w:val="21"/>
-          <w:szCs w:val="21"/>
-        </w:rPr>
-        <w:t xml:space="preserve">Note every workaround: spreadsheets, personal checklists, sticky notes, informal escalation paths. Workarounds mark where the official process fails.</w:t>
-      </w:r>
-    </w:p>
-    <w:p>
-      <w:pPr>
-        <w:pStyle w:val="ListParagraph"/>
-        <w:numPr>
-          <w:ilvl w:val="0"/>
-          <w:numId w:val="2"/>
-        </w:numPr>
-        <w:spacing w:after="80" w:line="276"/>
-      </w:pPr>
-      <w:r>
-        <w:rPr>
-          <w:rFonts w:ascii="Calibri" w:cs="Calibri" w:eastAsia="Calibri" w:hAnsi="Calibri"/>
-          <w:color w:val="1A1A1A"/>
-          <w:sz w:val="21"/>
-          <w:szCs w:val="21"/>
-        </w:rPr>
-        <w:t xml:space="preserve">Debrief the participant the same day while the file is fresh and confirm the reading is fair.</w:t>
-      </w:r>
-    </w:p>
-    <w:p>
-      <w:pPr>
-        <w:pStyle w:val="ListParagraph"/>
-        <w:numPr>
-          <w:ilvl w:val="0"/>
-          <w:numId w:val="2"/>
-        </w:numPr>
-        <w:spacing w:after="80" w:line="276"/>
-      </w:pPr>
-      <w:r>
-        <w:rPr>
-          <w:rFonts w:ascii="Calibri" w:cs="Calibri" w:eastAsia="Calibri" w:hAnsi="Calibri"/>
-          <w:color w:val="1A1A1A"/>
-          <w:sz w:val="21"/>
-          <w:szCs w:val="21"/>
-        </w:rPr>
-        <w:t xml:space="preserve">Reconcile observed touch time against LOS elapsed time and explain the difference explicitly.</w:t>
-      </w:r>
-    </w:p>
-    <w:p>
-      <w:pPr>
-        <w:spacing w:after="80" w:before="200"/>
-      </w:pPr>
-      <w:r>
-        <w:rPr>
-          <w:rFonts w:ascii="Calibri" w:cs="Calibri" w:eastAsia="Calibri" w:hAnsi="Calibri"/>
-          <w:b/>
-          <w:bCs/>
-          <w:color w:val="0E3A4F"/>
-          <w:sz w:val="22"/>
-          <w:szCs w:val="22"/>
-        </w:rPr>
-        <w:t xml:space="preserve">The observer effect, and living with it</w:t>
-      </w:r>
-    </w:p>
-    <w:p>
-      <w:pPr>
-        <w:spacing w:after="120" w:line="276"/>
-      </w:pPr>
-      <w:r>
-        <w:rPr>
-          <w:rFonts w:ascii="Calibri" w:cs="Calibri" w:eastAsia="Calibri" w:hAnsi="Calibri"/>
-          <w:color w:val="1A1A1A"/>
-          <w:sz w:val="21"/>
-          <w:szCs w:val="21"/>
-        </w:rPr>
-        <w:t xml:space="preserve">People work more carefully when watched. This is unavoidable and it biases the baseline toward higher quality and slower times — which is conservative for quality claims and generous for labor claims. Do not pretend it away; manage it and disclose it.</w:t>
       </w:r>
     </w:p>
     <w:p>
@@ -1908,7 +1764,7 @@
           <w:sz w:val="21"/>
           <w:szCs w:val="21"/>
         </w:rPr>
-        <w:t xml:space="preserve">Observe across multiple days so novelty wears off; discard or discount day one</w:t>
+        <w:t xml:space="preserve">Observe complete loans end to end where possible; partial observation systematically under-counts handoffs and rework.</w:t>
       </w:r>
     </w:p>
     <w:p>
@@ -1927,7 +1783,7 @@
           <w:sz w:val="21"/>
           <w:szCs w:val="21"/>
         </w:rPr>
-        <w:t xml:space="preserve">Triangulate observed times against LOS event data on the same files</w:t>
+        <w:t xml:space="preserve">Time-code activity against the taxonomy at one-minute granularity, recording interruptions as they occur.</w:t>
       </w:r>
     </w:p>
     <w:p>
@@ -1946,7 +1802,7 @@
           <w:sz w:val="21"/>
           <w:szCs w:val="21"/>
         </w:rPr>
-        <w:t xml:space="preserve">Have participants observe each other as well as being observed by the analyst — peer observation is markedly less distorting</w:t>
+        <w:t xml:space="preserve">Capture the moments of friction verbatim — "this is the third time I have opened this document" is worth more than an average.</w:t>
       </w:r>
     </w:p>
     <w:p>
@@ -1955,6 +1811,150 @@
         <w:numPr>
           <w:ilvl w:val="0"/>
           <w:numId w:val="3"/>
+        </w:numPr>
+        <w:spacing w:after="80" w:line="276"/>
+      </w:pPr>
+      <w:r>
+        <w:rPr>
+          <w:rFonts w:ascii="Calibri" w:cs="Calibri" w:eastAsia="Calibri" w:hAnsi="Calibri"/>
+          <w:color w:val="1A1A1A"/>
+          <w:sz w:val="21"/>
+          <w:szCs w:val="21"/>
+        </w:rPr>
+        <w:t xml:space="preserve">Note every workaround: spreadsheets, personal checklists, sticky notes, informal escalation paths. Workarounds mark where the official process fails.</w:t>
+      </w:r>
+    </w:p>
+    <w:p>
+      <w:pPr>
+        <w:pStyle w:val="ListParagraph"/>
+        <w:numPr>
+          <w:ilvl w:val="0"/>
+          <w:numId w:val="3"/>
+        </w:numPr>
+        <w:spacing w:after="80" w:line="276"/>
+      </w:pPr>
+      <w:r>
+        <w:rPr>
+          <w:rFonts w:ascii="Calibri" w:cs="Calibri" w:eastAsia="Calibri" w:hAnsi="Calibri"/>
+          <w:color w:val="1A1A1A"/>
+          <w:sz w:val="21"/>
+          <w:szCs w:val="21"/>
+        </w:rPr>
+        <w:t xml:space="preserve">Debrief the participant the same day while the file is fresh and confirm the reading is fair.</w:t>
+      </w:r>
+    </w:p>
+    <w:p>
+      <w:pPr>
+        <w:pStyle w:val="ListParagraph"/>
+        <w:numPr>
+          <w:ilvl w:val="0"/>
+          <w:numId w:val="3"/>
+        </w:numPr>
+        <w:spacing w:after="80" w:line="276"/>
+      </w:pPr>
+      <w:r>
+        <w:rPr>
+          <w:rFonts w:ascii="Calibri" w:cs="Calibri" w:eastAsia="Calibri" w:hAnsi="Calibri"/>
+          <w:color w:val="1A1A1A"/>
+          <w:sz w:val="21"/>
+          <w:szCs w:val="21"/>
+        </w:rPr>
+        <w:t xml:space="preserve">Reconcile observed touch time against LOS elapsed time and explain the difference explicitly.</w:t>
+      </w:r>
+    </w:p>
+    <w:p>
+      <w:pPr>
+        <w:spacing w:after="80" w:before="200"/>
+      </w:pPr>
+      <w:r>
+        <w:rPr>
+          <w:rFonts w:ascii="Calibri" w:cs="Calibri" w:eastAsia="Calibri" w:hAnsi="Calibri"/>
+          <w:b/>
+          <w:bCs/>
+          <w:color w:val="0E3A4F"/>
+          <w:sz w:val="22"/>
+          <w:szCs w:val="22"/>
+        </w:rPr>
+        <w:t xml:space="preserve">The observer effect, and living with it</w:t>
+      </w:r>
+    </w:p>
+    <w:p>
+      <w:pPr>
+        <w:spacing w:after="120" w:line="276"/>
+      </w:pPr>
+      <w:r>
+        <w:rPr>
+          <w:rFonts w:ascii="Calibri" w:cs="Calibri" w:eastAsia="Calibri" w:hAnsi="Calibri"/>
+          <w:color w:val="1A1A1A"/>
+          <w:sz w:val="21"/>
+          <w:szCs w:val="21"/>
+        </w:rPr>
+        <w:t xml:space="preserve">People work more carefully when watched. This is unavoidable and it biases the baseline toward higher quality and slower times — which is conservative for quality claims and generous for labor claims. Do not pretend it away; manage it and disclose it.</w:t>
+      </w:r>
+    </w:p>
+    <w:p>
+      <w:pPr>
+        <w:pStyle w:val="ListParagraph"/>
+        <w:numPr>
+          <w:ilvl w:val="0"/>
+          <w:numId w:val="4"/>
+        </w:numPr>
+        <w:spacing w:after="80" w:line="276"/>
+      </w:pPr>
+      <w:r>
+        <w:rPr>
+          <w:rFonts w:ascii="Calibri" w:cs="Calibri" w:eastAsia="Calibri" w:hAnsi="Calibri"/>
+          <w:color w:val="1A1A1A"/>
+          <w:sz w:val="21"/>
+          <w:szCs w:val="21"/>
+        </w:rPr>
+        <w:t xml:space="preserve">Observe across multiple days so novelty wears off; discard or discount day one</w:t>
+      </w:r>
+    </w:p>
+    <w:p>
+      <w:pPr>
+        <w:pStyle w:val="ListParagraph"/>
+        <w:numPr>
+          <w:ilvl w:val="0"/>
+          <w:numId w:val="4"/>
+        </w:numPr>
+        <w:spacing w:after="80" w:line="276"/>
+      </w:pPr>
+      <w:r>
+        <w:rPr>
+          <w:rFonts w:ascii="Calibri" w:cs="Calibri" w:eastAsia="Calibri" w:hAnsi="Calibri"/>
+          <w:color w:val="1A1A1A"/>
+          <w:sz w:val="21"/>
+          <w:szCs w:val="21"/>
+        </w:rPr>
+        <w:t xml:space="preserve">Triangulate observed times against LOS event data on the same files</w:t>
+      </w:r>
+    </w:p>
+    <w:p>
+      <w:pPr>
+        <w:pStyle w:val="ListParagraph"/>
+        <w:numPr>
+          <w:ilvl w:val="0"/>
+          <w:numId w:val="4"/>
+        </w:numPr>
+        <w:spacing w:after="80" w:line="276"/>
+      </w:pPr>
+      <w:r>
+        <w:rPr>
+          <w:rFonts w:ascii="Calibri" w:cs="Calibri" w:eastAsia="Calibri" w:hAnsi="Calibri"/>
+          <w:color w:val="1A1A1A"/>
+          <w:sz w:val="21"/>
+          <w:szCs w:val="21"/>
+        </w:rPr>
+        <w:t xml:space="preserve">Have participants observe each other as well as being observed by the analyst — peer observation is markedly less distorting</w:t>
+      </w:r>
+    </w:p>
+    <w:p>
+      <w:pPr>
+        <w:pStyle w:val="ListParagraph"/>
+        <w:numPr>
+          <w:ilvl w:val="0"/>
+          <w:numId w:val="4"/>
         </w:numPr>
         <w:spacing w:after="80" w:line="276"/>
       </w:pPr>
@@ -3577,7 +3577,7 @@
         <w:pStyle w:val="ListParagraph"/>
         <w:numPr>
           <w:ilvl w:val="0"/>
-          <w:numId w:val="3"/>
+          <w:numId w:val="4"/>
         </w:numPr>
         <w:spacing w:after="80" w:line="276"/>
       </w:pPr>
@@ -3596,7 +3596,7 @@
         <w:pStyle w:val="ListParagraph"/>
         <w:numPr>
           <w:ilvl w:val="0"/>
-          <w:numId w:val="3"/>
+          <w:numId w:val="4"/>
         </w:numPr>
         <w:spacing w:after="80" w:line="276"/>
       </w:pPr>
@@ -3615,7 +3615,7 @@
         <w:pStyle w:val="ListParagraph"/>
         <w:numPr>
           <w:ilvl w:val="0"/>
-          <w:numId w:val="3"/>
+          <w:numId w:val="4"/>
         </w:numPr>
         <w:spacing w:after="80" w:line="276"/>
       </w:pPr>
@@ -3634,7 +3634,7 @@
         <w:pStyle w:val="ListParagraph"/>
         <w:numPr>
           <w:ilvl w:val="0"/>
-          <w:numId w:val="3"/>
+          <w:numId w:val="4"/>
         </w:numPr>
         <w:spacing w:after="80" w:line="276"/>
       </w:pPr>
@@ -3653,7 +3653,7 @@
         <w:pStyle w:val="ListParagraph"/>
         <w:numPr>
           <w:ilvl w:val="0"/>
-          <w:numId w:val="3"/>
+          <w:numId w:val="4"/>
         </w:numPr>
         <w:spacing w:after="80" w:line="276"/>
       </w:pPr>
@@ -4485,6 +4485,12 @@
     </w:lvlOverride>
   </w:num>
   <w:num w:numId="3">
+    <w:abstractNumId w:val="3"/>
+    <w:lvlOverride w:ilvl="0">
+      <w:startOverride w:val="1"/>
+    </w:lvlOverride>
+  </w:num>
+  <w:num w:numId="4">
     <w:abstractNumId w:val="2"/>
     <w:lvlOverride w:ilvl="0">
       <w:startOverride w:val="1"/>
